--- a/anexe/Anexa_26.docx
+++ b/anexe/Anexa_26.docx
@@ -281,7 +281,21 @@
           <w:b w:val="0"/>
           <w:i w:val="0"/>
         </w:rPr>
-        <w:t xml:space="preserve">, număr de carte funciară .........., (în situaţia în care imobilul este înscris în cartea funciară), în suprafaţă de </w:t>
+        <w:t xml:space="preserve">, număr de carte funciară </w:t>
+      </w:r>
+      <w:r>
+        <w:rPr>
+          <w:b w:val="0"/>
+          <w:i w:val="0"/>
+        </w:rPr>
+        <w:t>{{NRCF|..........}}</w:t>
+      </w:r>
+      <w:r>
+        <w:rPr>
+          <w:b w:val="0"/>
+          <w:i w:val="0"/>
+        </w:rPr>
+        <w:t xml:space="preserve">, (în situaţia în care imobilul este înscris în cartea funciară), în suprafaţă de </w:t>
       </w:r>
       <w:r>
         <w:rPr>
